--- a/ESP32_Navigation/ESP_Navigation_Ref.docx
+++ b/ESP32_Navigation/ESP_Navigation_Ref.docx
@@ -197,6 +197,39 @@
             <w:lang w:val="en-US"/>
           </w:rPr>
           <w:t>https://maisonsmd.dev/blog/google-maps-on-esp32</w:t>
+        </w:r>
+      </w:hyperlink>
+    </w:p>
+    <w:p>
+      <w:pPr>
+        <w:pStyle w:val="ListParagraph"/>
+        <w:numPr>
+          <w:ilvl w:val="0"/>
+          <w:numId w:val="1"/>
+        </w:numPr>
+        <w:rPr>
+          <w:lang w:val="en-US"/>
+        </w:rPr>
+      </w:pPr>
+      <w:r>
+        <w:rPr>
+          <w:lang w:val="en-US"/>
+        </w:rPr>
+        <w:t>ESP32_P4_IceNav</w:t>
+      </w:r>
+      <w:r>
+        <w:rPr>
+          <w:lang w:val="en-US"/>
+        </w:rPr>
+        <w:t xml:space="preserve">: </w:t>
+      </w:r>
+      <w:hyperlink r:id="rId11" w:history="1">
+        <w:r>
+          <w:rPr>
+            <w:rStyle w:val="Hyperlink"/>
+            <w:lang w:val="en-US"/>
+          </w:rPr>
+          <w:t>https://github.com/jgauchia/IceNav-v3</w:t>
         </w:r>
       </w:hyperlink>
     </w:p>
@@ -926,7 +959,6 @@
   <w:style w:type="character" w:default="1" w:styleId="DefaultParagraphFont">
     <w:name w:val="Default Paragraph Font"/>
     <w:uiPriority w:val="1"/>
-    <w:semiHidden/>
     <w:unhideWhenUsed/>
   </w:style>
   <w:style w:type="table" w:default="1" w:styleId="TableNormal">
